--- a/tillsyn/A 7686-2024 tillsynsbegäran.docx
+++ b/tillsyn/A 7686-2024 tillsynsbegäran.docx
@@ -231,7 +231,7 @@
     <w:r>
       <w:tab/>
       <w:tab/>
-      <w:t>2024-02-27</w:t>
+      <w:t>2024-02-28</w:t>
       <w:br/>
       <w:br/>
     </w:r>

--- a/tillsyn/A 7686-2024 tillsynsbegäran.docx
+++ b/tillsyn/A 7686-2024 tillsynsbegäran.docx
@@ -231,7 +231,7 @@
     <w:r>
       <w:tab/>
       <w:tab/>
-      <w:t>2024-02-28</w:t>
+      <w:t>2024-02-29</w:t>
       <w:br/>
       <w:br/>
     </w:r>

--- a/tillsyn/A 7686-2024 tillsynsbegäran.docx
+++ b/tillsyn/A 7686-2024 tillsynsbegäran.docx
@@ -231,7 +231,7 @@
     <w:r>
       <w:tab/>
       <w:tab/>
-      <w:t>2024-02-29</w:t>
+      <w:t>2024-03-01</w:t>
       <w:br/>
       <w:br/>
     </w:r>

--- a/tillsyn/A 7686-2024 tillsynsbegäran.docx
+++ b/tillsyn/A 7686-2024 tillsynsbegäran.docx
@@ -231,7 +231,7 @@
     <w:r>
       <w:tab/>
       <w:tab/>
-      <w:t>2024-03-01</w:t>
+      <w:t>2024-03-02</w:t>
       <w:br/>
       <w:br/>
     </w:r>

--- a/tillsyn/A 7686-2024 tillsynsbegäran.docx
+++ b/tillsyn/A 7686-2024 tillsynsbegäran.docx
@@ -231,7 +231,7 @@
     <w:r>
       <w:tab/>
       <w:tab/>
-      <w:t>2024-03-02</w:t>
+      <w:t>2024-03-03</w:t>
       <w:br/>
       <w:br/>
     </w:r>

--- a/tillsyn/A 7686-2024 tillsynsbegäran.docx
+++ b/tillsyn/A 7686-2024 tillsynsbegäran.docx
@@ -231,7 +231,7 @@
     <w:r>
       <w:tab/>
       <w:tab/>
-      <w:t>2024-03-03</w:t>
+      <w:t>2024-03-04</w:t>
       <w:br/>
       <w:br/>
     </w:r>

--- a/tillsyn/A 7686-2024 tillsynsbegäran.docx
+++ b/tillsyn/A 7686-2024 tillsynsbegäran.docx
@@ -231,7 +231,7 @@
     <w:r>
       <w:tab/>
       <w:tab/>
-      <w:t>2024-03-04</w:t>
+      <w:t>2024-03-05</w:t>
       <w:br/>
       <w:br/>
     </w:r>

--- a/tillsyn/A 7686-2024 tillsynsbegäran.docx
+++ b/tillsyn/A 7686-2024 tillsynsbegäran.docx
@@ -231,7 +231,7 @@
     <w:r>
       <w:tab/>
       <w:tab/>
-      <w:t>2024-03-05</w:t>
+      <w:t>2024-03-06</w:t>
       <w:br/>
       <w:br/>
     </w:r>

--- a/tillsyn/A 7686-2024 tillsynsbegäran.docx
+++ b/tillsyn/A 7686-2024 tillsynsbegäran.docx
@@ -231,7 +231,7 @@
     <w:r>
       <w:tab/>
       <w:tab/>
-      <w:t>2024-03-06</w:t>
+      <w:t>2024-03-07</w:t>
       <w:br/>
       <w:br/>
     </w:r>

--- a/tillsyn/A 7686-2024 tillsynsbegäran.docx
+++ b/tillsyn/A 7686-2024 tillsynsbegäran.docx
@@ -231,7 +231,7 @@
     <w:r>
       <w:tab/>
       <w:tab/>
-      <w:t>2024-03-07</w:t>
+      <w:t>2024-03-08</w:t>
       <w:br/>
       <w:br/>
     </w:r>

--- a/tillsyn/A 7686-2024 tillsynsbegäran.docx
+++ b/tillsyn/A 7686-2024 tillsynsbegäran.docx
@@ -231,7 +231,7 @@
     <w:r>
       <w:tab/>
       <w:tab/>
-      <w:t>2024-03-08</w:t>
+      <w:t>2024-03-09</w:t>
       <w:br/>
       <w:br/>
     </w:r>

--- a/tillsyn/A 7686-2024 tillsynsbegäran.docx
+++ b/tillsyn/A 7686-2024 tillsynsbegäran.docx
@@ -231,7 +231,7 @@
     <w:r>
       <w:tab/>
       <w:tab/>
-      <w:t>2024-03-09</w:t>
+      <w:t>2024-03-10</w:t>
       <w:br/>
       <w:br/>
     </w:r>

--- a/tillsyn/A 7686-2024 tillsynsbegäran.docx
+++ b/tillsyn/A 7686-2024 tillsynsbegäran.docx
@@ -231,7 +231,7 @@
     <w:r>
       <w:tab/>
       <w:tab/>
-      <w:t>2024-03-10</w:t>
+      <w:t>2024-03-11</w:t>
       <w:br/>
       <w:br/>
     </w:r>

--- a/tillsyn/A 7686-2024 tillsynsbegäran.docx
+++ b/tillsyn/A 7686-2024 tillsynsbegäran.docx
@@ -231,7 +231,7 @@
     <w:r>
       <w:tab/>
       <w:tab/>
-      <w:t>2024-03-11</w:t>
+      <w:t>2024-03-12</w:t>
       <w:br/>
       <w:br/>
     </w:r>

--- a/tillsyn/A 7686-2024 tillsynsbegäran.docx
+++ b/tillsyn/A 7686-2024 tillsynsbegäran.docx
@@ -231,7 +231,7 @@
     <w:r>
       <w:tab/>
       <w:tab/>
-      <w:t>2024-03-12</w:t>
+      <w:t>2024-03-13</w:t>
       <w:br/>
       <w:br/>
     </w:r>
